--- a/scenariusze/ZasugerujMateriałDoRewizji.docx
+++ b/scenariusze/ZasugerujMateriałDoRewizji.docx
@@ -45,7 +45,7 @@
               <w:rPr>
                 <w:lang w:val="pl-PL"/>
               </w:rPr>
-              <w:t>Zasugeruj materiał do rewizji.</w:t>
+              <w:t>Zasugeruj materiał do rewizji</w:t>
             </w:r>
           </w:p>
         </w:tc>
@@ -159,7 +159,19 @@
               <w:rPr>
                 <w:lang w:val="pl-PL"/>
               </w:rPr>
-              <w:t>Student jest zalogowany.</w:t>
+              <w:t>Student jest zalogowany</w:t>
+            </w:r>
+            <w:r>
+              <w:rPr>
+                <w:lang w:val="pl-PL"/>
+              </w:rPr>
+              <w:t xml:space="preserve"> do systemu</w:t>
+            </w:r>
+            <w:r>
+              <w:rPr>
+                <w:lang w:val="pl-PL"/>
+              </w:rPr>
+              <w:t>.</w:t>
             </w:r>
           </w:p>
           <w:p>
@@ -172,7 +184,7 @@
               <w:rPr>
                 <w:lang w:val="pl-PL"/>
               </w:rPr>
-              <w:t>Student posiada materiał do dodania.</w:t>
+              <w:t>I jest przypisany co najmniej do jednego przedmiotu</w:t>
             </w:r>
           </w:p>
         </w:tc>
@@ -210,7 +222,7 @@
               <w:rPr>
                 <w:lang w:val="pl-PL"/>
               </w:rPr>
-              <w:t>Baza danych jest dostępna.</w:t>
+              <w:t>Student chce dodać materiał do rewizji. Sesja studenta pozostaje aktywna. Przypisanie studenta do przedmiotu nie ulega zmianie przez cały czas trwania przypadku użycia</w:t>
             </w:r>
           </w:p>
         </w:tc>
@@ -248,7 +260,79 @@
               <w:rPr>
                 <w:lang w:val="pl-PL"/>
               </w:rPr>
-              <w:t>Student otwiera formularz sugerowania materiału. Student wprowadza dane i przesyła plik. System zapisuje sugestię i wysyła nauczycielowi powiadomienie o weryfikacji.</w:t>
+              <w:t>System wyświetla studentowi listę przedmiotów, do których jest przypisany</w:t>
+            </w:r>
+            <w:r>
+              <w:rPr>
+                <w:lang w:val="pl-PL"/>
+              </w:rPr>
+              <w:t xml:space="preserve">. </w:t>
+            </w:r>
+            <w:r>
+              <w:rPr>
+                <w:lang w:val="pl-PL"/>
+              </w:rPr>
+              <w:t xml:space="preserve">Student </w:t>
+            </w:r>
+            <w:r>
+              <w:rPr>
+                <w:lang w:val="pl-PL"/>
+              </w:rPr>
+              <w:t>wybiera przedmiot z listy</w:t>
+            </w:r>
+            <w:r>
+              <w:rPr>
+                <w:lang w:val="pl-PL"/>
+              </w:rPr>
+              <w:t>.</w:t>
+            </w:r>
+            <w:r>
+              <w:rPr>
+                <w:lang w:val="pl-PL"/>
+              </w:rPr>
+              <w:t>Student wprowadza tytuł sugerowanego materiału oraz dołącza załącznik</w:t>
+            </w:r>
+            <w:r>
+              <w:rPr>
+                <w:lang w:val="pl-PL"/>
+              </w:rPr>
+              <w:t>. System waliduje poprawność wprowadzonych przez studenta danych</w:t>
+            </w:r>
+            <w:r>
+              <w:rPr>
+                <w:lang w:val="pl-PL"/>
+              </w:rPr>
+              <w:t xml:space="preserve">. </w:t>
+            </w:r>
+            <w:r>
+              <w:rPr>
+                <w:lang w:val="pl-PL"/>
+              </w:rPr>
+              <w:t>System dodaje materiał do bazy danych, nadając mu domyślnie statusy: „niezweryfikowany” oraz „nie dodany przez administratora”</w:t>
+            </w:r>
+            <w:r>
+              <w:rPr>
+                <w:lang w:val="pl-PL"/>
+              </w:rPr>
+              <w:t xml:space="preserve">. </w:t>
+            </w:r>
+            <w:r>
+              <w:rPr>
+                <w:lang w:val="pl-PL"/>
+              </w:rPr>
+              <w:t>System wysyła komunikat o oczekjącej weryfikacji dla wykładowców prowadzących ten przedmiot</w:t>
+            </w:r>
+            <w:r>
+              <w:rPr>
+                <w:lang w:val="pl-PL"/>
+              </w:rPr>
+              <w:t>.S</w:t>
+            </w:r>
+            <w:r>
+              <w:rPr>
+                <w:lang w:val="pl-PL"/>
+              </w:rPr>
+              <w:t>ystem wyświetla studentowi potwierdzenie pomyślnego wysyłania zgłoszenia</w:t>
             </w:r>
           </w:p>
         </w:tc>
@@ -286,7 +370,7 @@
               <w:rPr>
                 <w:lang w:val="pl-PL"/>
               </w:rPr>
-              <w:t>Materiał posiada status „oczekujący”. Student otrzymuje podtwierdzenie wysłania.</w:t>
+              <w:t>Materiał zostaje zapisany ze statusem „niezweryfikowany”. Student otrzymuje potwierdzenie, a właściwi wykłądowcy dostają powiadomienie o konieczność weryfikacji materiału</w:t>
             </w:r>
           </w:p>
         </w:tc>
